--- a/7380.docx
+++ b/7380.docx
@@ -4,15 +4,51 @@
   <w:body>
     <w:p>
       <w:pPr>
+        <w:spacing w:afterLines="50" w:after="156" w:line="360" w:lineRule="auto"/>
+        <w:jc w:val="center"/>
+        <w:rPr>
+          <w:rFonts w:ascii="Times New Roman" w:eastAsiaTheme="minorHAnsi" w:hAnsi="Times New Roman" w:cs="Times New Roman"/>
+          <w:b/>
+          <w:bCs/>
+          <w:sz w:val="32"/>
+          <w:szCs w:val="32"/>
+        </w:rPr>
+      </w:pPr>
+      <w:r>
+        <w:rPr>
+          <w:rFonts w:ascii="Times New Roman" w:eastAsiaTheme="minorHAnsi" w:hAnsi="Times New Roman" w:cs="Times New Roman"/>
+          <w:b/>
+          <w:bCs/>
+          <w:sz w:val="32"/>
+          <w:szCs w:val="32"/>
+        </w:rPr>
+        <w:t>Dietary Recommendation Assistant for Diabetes Prevention</w:t>
+      </w:r>
+    </w:p>
+    <w:p>
+      <w:pPr>
         <w:spacing w:after="0" w:line="360" w:lineRule="auto"/>
         <w:rPr>
-          <w:rFonts w:eastAsiaTheme="minorHAnsi" w:cs="Times New Roman"/>
-          <w:sz w:val="24"/>
-        </w:rPr>
-      </w:pPr>
-      <w:r>
-        <w:rPr>
-          <w:rFonts w:eastAsiaTheme="minorHAnsi" w:cs="Times New Roman"/>
+          <w:rFonts w:ascii="Times New Roman" w:eastAsiaTheme="minorHAnsi" w:hAnsi="Times New Roman" w:cs="Times New Roman"/>
+          <w:b/>
+          <w:bCs/>
+          <w:sz w:val="24"/>
+        </w:rPr>
+      </w:pPr>
+      <w:r>
+        <w:rPr>
+          <w:rFonts w:ascii="Times New Roman" w:eastAsiaTheme="minorHAnsi" w:hAnsi="Times New Roman" w:cs="Times New Roman"/>
+          <w:b/>
+          <w:bCs/>
+          <w:sz w:val="24"/>
+        </w:rPr>
+        <w:t xml:space="preserve"> </w:t>
+      </w:r>
+      <w:r>
+        <w:rPr>
+          <w:rFonts w:ascii="Times New Roman" w:eastAsiaTheme="minorHAnsi" w:hAnsi="Times New Roman" w:cs="Times New Roman"/>
+          <w:b/>
+          <w:bCs/>
           <w:sz w:val="24"/>
         </w:rPr>
         <w:t>(a) Definition of the Problem</w:t>
@@ -20,18 +56,38 @@
     </w:p>
     <w:p>
       <w:pPr>
+        <w:spacing w:after="100" w:afterAutospacing="1" w:line="360" w:lineRule="auto"/>
+        <w:rPr>
+          <w:rFonts w:ascii="Times New Roman" w:hAnsi="Times New Roman" w:cs="Times New Roman" w:hint="eastAsia"/>
+          <w:sz w:val="24"/>
+        </w:rPr>
+      </w:pPr>
+      <w:r>
+        <w:rPr>
+          <w:rFonts w:ascii="Times New Roman" w:hAnsi="Times New Roman" w:cs="Times New Roman"/>
+          <w:sz w:val="24"/>
+        </w:rPr>
+        <w:t>This project addresses the need for personalized dietary planning for people with diabetes. We built a system that predicts diabetes risk using health data (e.g., glucose, BMI, age) and recommends suitable meals based on user preferences.</w:t>
+      </w:r>
+    </w:p>
+    <w:p>
+      <w:pPr>
         <w:spacing w:after="0" w:line="360" w:lineRule="auto"/>
         <w:rPr>
-          <w:rFonts w:ascii="Times New Roman" w:hAnsi="Times New Roman" w:cs="Times New Roman"/>
-          <w:sz w:val="24"/>
-        </w:rPr>
-      </w:pPr>
-      <w:r>
-        <w:rPr>
-          <w:rFonts w:ascii="Times New Roman" w:hAnsi="Times New Roman" w:cs="Times New Roman"/>
-          <w:sz w:val="24"/>
-        </w:rPr>
-        <w:t>This project addresses the need for personalized dietary planning for people with diabetes. We built a system that predicts diabetes risk using health data (e.g., glucose, BMI, age) and recommends suitable meals based on user preferences.</w:t>
+          <w:rFonts w:ascii="Times New Roman" w:eastAsiaTheme="minorHAnsi" w:hAnsi="Times New Roman" w:cs="Times New Roman"/>
+          <w:b/>
+          <w:bCs/>
+          <w:sz w:val="24"/>
+        </w:rPr>
+      </w:pPr>
+      <w:r>
+        <w:rPr>
+          <w:rFonts w:ascii="Times New Roman" w:eastAsiaTheme="minorHAnsi" w:hAnsi="Times New Roman" w:cs="Times New Roman"/>
+          <w:b/>
+          <w:bCs/>
+          <w:sz w:val="24"/>
+        </w:rPr>
+        <w:t>(b) Rationale of Using a Generative AI Approach or Evaluation</w:t>
       </w:r>
     </w:p>
     <w:p>
@@ -42,21 +98,76 @@
           <w:sz w:val="24"/>
         </w:rPr>
       </w:pPr>
+      <w:r>
+        <w:rPr>
+          <w:rFonts w:ascii="Times New Roman" w:hAnsi="Times New Roman" w:cs="Times New Roman"/>
+          <w:sz w:val="24"/>
+        </w:rPr>
+        <w:t>Generative AI is used to extract structured food preferences from user text input using a defined Model Context Protocol (MCP). For example, from a statement like “I love seafood but avoid sugar,” the LLM outputs a structured score for each food category (e.g., +5 for seafood, -4 for sweeteners). This makes user input machine-readable.</w:t>
+      </w:r>
+    </w:p>
+    <w:p>
+      <w:pPr>
+        <w:spacing w:after="100" w:afterAutospacing="1" w:line="360" w:lineRule="auto"/>
+        <w:rPr>
+          <w:rFonts w:ascii="Times New Roman" w:hAnsi="Times New Roman" w:cs="Times New Roman" w:hint="eastAsia"/>
+          <w:sz w:val="24"/>
+        </w:rPr>
+      </w:pPr>
+      <w:r>
+        <w:rPr>
+          <w:rFonts w:ascii="Times New Roman" w:hAnsi="Times New Roman" w:cs="Times New Roman"/>
+          <w:sz w:val="24"/>
+        </w:rPr>
+        <w:t xml:space="preserve">We also use </w:t>
+      </w:r>
+      <w:r>
+        <w:rPr>
+          <w:rFonts w:ascii="Times New Roman" w:hAnsi="Times New Roman" w:cs="Times New Roman"/>
+          <w:sz w:val="24"/>
+        </w:rPr>
+        <w:t>LLM</w:t>
+      </w:r>
+      <w:r>
+        <w:rPr>
+          <w:rFonts w:ascii="Times New Roman" w:hAnsi="Times New Roman" w:cs="Times New Roman"/>
+          <w:sz w:val="24"/>
+        </w:rPr>
+        <w:t xml:space="preserve"> to generate final recommendation explanations, ensuring the system is interpretable and user-friendly. The MCP ensures </w:t>
+      </w:r>
+      <w:r>
+        <w:rPr>
+          <w:rFonts w:ascii="Times New Roman" w:hAnsi="Times New Roman" w:cs="Times New Roman"/>
+          <w:sz w:val="24"/>
+        </w:rPr>
+        <w:t>output remains</w:t>
+      </w:r>
+      <w:r>
+        <w:rPr>
+          <w:rFonts w:ascii="Times New Roman" w:hAnsi="Times New Roman" w:cs="Times New Roman"/>
+          <w:sz w:val="24"/>
+        </w:rPr>
+        <w:t xml:space="preserve"> consistent and controllable.</w:t>
+      </w:r>
     </w:p>
     <w:p>
       <w:pPr>
         <w:spacing w:after="0" w:line="360" w:lineRule="auto"/>
         <w:rPr>
-          <w:rFonts w:eastAsiaTheme="minorHAnsi" w:cs="Times New Roman"/>
-          <w:sz w:val="24"/>
-        </w:rPr>
-      </w:pPr>
-      <w:r>
-        <w:rPr>
-          <w:rFonts w:eastAsiaTheme="minorHAnsi" w:cs="Times New Roman"/>
-          <w:sz w:val="24"/>
-        </w:rPr>
-        <w:t>(b) Rationale of Using a Generative AI Approach or Evaluation</w:t>
+          <w:rFonts w:ascii="Times New Roman" w:eastAsiaTheme="minorHAnsi" w:hAnsi="Times New Roman" w:cs="Times New Roman"/>
+          <w:b/>
+          <w:bCs/>
+          <w:sz w:val="24"/>
+        </w:rPr>
+      </w:pPr>
+      <w:r>
+        <w:rPr>
+          <w:rFonts w:ascii="Times New Roman" w:eastAsiaTheme="minorHAnsi" w:hAnsi="Times New Roman" w:cs="Times New Roman"/>
+          <w:b/>
+          <w:bCs/>
+          <w:sz w:val="24"/>
+        </w:rPr>
+        <w:t>(c) Conclusion (with Visual)</w:t>
       </w:r>
     </w:p>
     <w:p>
@@ -64,91 +175,6 @@
         <w:spacing w:after="0" w:line="360" w:lineRule="auto"/>
         <w:rPr>
           <w:rFonts w:ascii="Times New Roman" w:hAnsi="Times New Roman" w:cs="Times New Roman"/>
-          <w:sz w:val="24"/>
-        </w:rPr>
-      </w:pPr>
-      <w:r>
-        <w:rPr>
-          <w:rFonts w:ascii="Times New Roman" w:hAnsi="Times New Roman" w:cs="Times New Roman"/>
-          <w:sz w:val="24"/>
-        </w:rPr>
-        <w:t>Generative AI is used to extract structured food preferences from user text input using a defined Model Context Protocol (MCP). For example, from a statement like “I love seafood but avoid sugar,” the LLM outputs a structured score for each food category (e.g., +5 for seafood, -4 for sweeteners). This makes user input machine-readable.</w:t>
-      </w:r>
-    </w:p>
-    <w:p>
-      <w:pPr>
-        <w:spacing w:after="0" w:line="360" w:lineRule="auto"/>
-        <w:rPr>
-          <w:rFonts w:ascii="Times New Roman" w:hAnsi="Times New Roman" w:cs="Times New Roman"/>
-          <w:sz w:val="24"/>
-        </w:rPr>
-      </w:pPr>
-      <w:r>
-        <w:rPr>
-          <w:rFonts w:ascii="Times New Roman" w:hAnsi="Times New Roman" w:cs="Times New Roman"/>
-          <w:sz w:val="24"/>
-        </w:rPr>
-        <w:t xml:space="preserve">We also use </w:t>
-      </w:r>
-      <w:r>
-        <w:rPr>
-          <w:rFonts w:ascii="Times New Roman" w:hAnsi="Times New Roman" w:cs="Times New Roman"/>
-          <w:sz w:val="24"/>
-        </w:rPr>
-        <w:t>LLM</w:t>
-      </w:r>
-      <w:r>
-        <w:rPr>
-          <w:rFonts w:ascii="Times New Roman" w:hAnsi="Times New Roman" w:cs="Times New Roman"/>
-          <w:sz w:val="24"/>
-        </w:rPr>
-        <w:t xml:space="preserve"> to generate final recommendation explanations, ensuring the system is interpretable and user-friendly. The MCP ensures </w:t>
-      </w:r>
-      <w:r>
-        <w:rPr>
-          <w:rFonts w:ascii="Times New Roman" w:hAnsi="Times New Roman" w:cs="Times New Roman"/>
-          <w:sz w:val="24"/>
-        </w:rPr>
-        <w:t>output remains</w:t>
-      </w:r>
-      <w:r>
-        <w:rPr>
-          <w:rFonts w:ascii="Times New Roman" w:hAnsi="Times New Roman" w:cs="Times New Roman"/>
-          <w:sz w:val="24"/>
-        </w:rPr>
-        <w:t xml:space="preserve"> consistent and controllable.</w:t>
-      </w:r>
-    </w:p>
-    <w:p>
-      <w:pPr>
-        <w:spacing w:after="0" w:line="360" w:lineRule="auto"/>
-        <w:rPr>
-          <w:rFonts w:ascii="Times New Roman" w:hAnsi="Times New Roman" w:cs="Times New Roman" w:hint="eastAsia"/>
-          <w:sz w:val="24"/>
-        </w:rPr>
-      </w:pPr>
-    </w:p>
-    <w:p>
-      <w:pPr>
-        <w:spacing w:after="0" w:line="360" w:lineRule="auto"/>
-        <w:rPr>
-          <w:rFonts w:eastAsiaTheme="minorHAnsi" w:cs="Times New Roman"/>
-          <w:sz w:val="24"/>
-        </w:rPr>
-      </w:pPr>
-      <w:r>
-        <w:rPr>
-          <w:rFonts w:eastAsiaTheme="minorHAnsi" w:cs="Times New Roman"/>
-          <w:sz w:val="24"/>
-        </w:rPr>
-        <w:t>(c) Conclusion (with Visual)</w:t>
-      </w:r>
-    </w:p>
-    <w:p>
-      <w:pPr>
-        <w:spacing w:after="0" w:line="360" w:lineRule="auto"/>
-        <w:rPr>
-          <w:rFonts w:ascii="Times New Roman" w:hAnsi="Times New Roman" w:cs="Times New Roman" w:hint="eastAsia"/>
           <w:sz w:val="24"/>
         </w:rPr>
       </w:pPr>
@@ -172,12 +198,13 @@
       <w:r>
         <w:rPr>
           <w:rFonts w:ascii="Times New Roman" w:hAnsi="Times New Roman" w:cs="Times New Roman"/>
+          <w:noProof/>
           <w:sz w:val="24"/>
         </w:rPr>
         <w:drawing>
-          <wp:inline distT="0" distB="0" distL="0" distR="0" wp14:anchorId="4B4A4782" wp14:editId="400F2BBE">
-            <wp:extent cx="4965622" cy="2962275"/>
-            <wp:effectExtent l="0" t="0" r="6985" b="0"/>
+          <wp:inline distT="0" distB="0" distL="0" distR="0" wp14:anchorId="4B4A4782" wp14:editId="39BF197A">
+            <wp:extent cx="3855383" cy="2299954"/>
+            <wp:effectExtent l="0" t="0" r="0" b="5715"/>
             <wp:docPr id="568341865" name="Picture 1" descr="A graph with green and blue bars&#10;&#10;AI-generated content may be incorrect."/>
             <wp:cNvGraphicFramePr>
               <a:graphicFrameLocks xmlns:a="http://schemas.openxmlformats.org/drawingml/2006/main" noChangeAspect="1"/>
@@ -190,7 +217,7 @@
                     <pic:cNvPicPr/>
                   </pic:nvPicPr>
                   <pic:blipFill>
-                    <a:blip r:embed="rId5"/>
+                    <a:blip r:embed="rId7"/>
                     <a:stretch>
                       <a:fillRect/>
                     </a:stretch>
@@ -198,7 +225,7 @@
                   <pic:spPr>
                     <a:xfrm>
                       <a:off x="0" y="0"/>
-                      <a:ext cx="5126702" cy="3058368"/>
+                      <a:ext cx="4018692" cy="2397377"/>
                     </a:xfrm>
                     <a:prstGeom prst="rect">
                       <a:avLst/>
@@ -219,8 +246,7 @@
           <w:rFonts w:ascii="Times New Roman" w:hAnsi="Times New Roman" w:cs="Times New Roman"/>
           <w:i/>
           <w:iCs/>
-          <w:sz w:val="20"/>
-          <w:szCs w:val="20"/>
+          <w:sz w:val="24"/>
         </w:rPr>
       </w:pPr>
       <w:r>
@@ -228,8 +254,7 @@
           <w:rFonts w:ascii="Times New Roman" w:hAnsi="Times New Roman" w:cs="Times New Roman"/>
           <w:i/>
           <w:iCs/>
-          <w:sz w:val="20"/>
-          <w:szCs w:val="20"/>
+          <w:sz w:val="24"/>
         </w:rPr>
         <w:t>Visual 1: Single Models vs. Ensemble Performance</w:t>
       </w:r>
@@ -247,38 +272,31 @@
           <w:rFonts w:ascii="Times New Roman" w:hAnsi="Times New Roman" w:cs="Times New Roman"/>
           <w:sz w:val="24"/>
         </w:rPr>
+        <w:t xml:space="preserve">A supervised machine learning pipeline with model </w:t>
+      </w:r>
+      <w:proofErr w:type="spellStart"/>
+      <w:r>
+        <w:rPr>
+          <w:rFonts w:ascii="Times New Roman" w:hAnsi="Times New Roman" w:cs="Times New Roman"/>
+          <w:sz w:val="24"/>
+        </w:rPr>
+        <w:t>ensembling</w:t>
+      </w:r>
+      <w:proofErr w:type="spellEnd"/>
+      <w:r>
+        <w:rPr>
+          <w:rFonts w:ascii="Times New Roman" w:hAnsi="Times New Roman" w:cs="Times New Roman"/>
+          <w:sz w:val="24"/>
+        </w:rPr>
+        <w:t xml:space="preserve"> (e.g., SVM, RF, MLP) ensures robust predictions, which guide recipe recommendations tailored to the </w:t>
+      </w:r>
+      <w:r>
+        <w:rPr>
+          <w:rFonts w:ascii="Times New Roman" w:hAnsi="Times New Roman" w:cs="Times New Roman"/>
+          <w:sz w:val="24"/>
+        </w:rPr>
         <w:lastRenderedPageBreak/>
-        <w:t xml:space="preserve">A supervised machine learning pipeline with model </w:t>
-      </w:r>
-      <w:proofErr w:type="spellStart"/>
-      <w:r>
-        <w:rPr>
-          <w:rFonts w:ascii="Times New Roman" w:hAnsi="Times New Roman" w:cs="Times New Roman"/>
-          <w:sz w:val="24"/>
-        </w:rPr>
-        <w:t>ensembling</w:t>
-      </w:r>
-      <w:proofErr w:type="spellEnd"/>
-      <w:r>
-        <w:rPr>
-          <w:rFonts w:ascii="Times New Roman" w:hAnsi="Times New Roman" w:cs="Times New Roman"/>
-          <w:sz w:val="24"/>
-        </w:rPr>
-        <w:t xml:space="preserve"> (e.g., SVM, RF, MLP) ensures robust predictions, which guide recipe recommendations tailored to the user’s condition.</w:t>
-      </w:r>
-      <w:r>
-        <w:rPr>
-          <w:rFonts w:ascii="Times New Roman" w:hAnsi="Times New Roman" w:cs="Times New Roman" w:hint="eastAsia"/>
-          <w:sz w:val="24"/>
-        </w:rPr>
-        <w:t xml:space="preserve"> </w:t>
-      </w:r>
-      <w:r>
-        <w:rPr>
-          <w:rFonts w:ascii="Times New Roman" w:hAnsi="Times New Roman" w:cs="Times New Roman"/>
-          <w:sz w:val="24"/>
-        </w:rPr>
-        <w:t>Ensemble models outperform single classifiers in AUC and AUPR, providing more reliable predictions.</w:t>
+        <w:t>user’s condition. Ensemble models outperform single classifiers in AUC and AUPR, providing more reliable predictions.</w:t>
       </w:r>
     </w:p>
     <w:p>
@@ -298,8 +316,7 @@
           <w:rFonts w:ascii="Times New Roman" w:hAnsi="Times New Roman" w:cs="Times New Roman"/>
           <w:i/>
           <w:iCs/>
-          <w:sz w:val="20"/>
-          <w:szCs w:val="20"/>
+          <w:sz w:val="24"/>
         </w:rPr>
       </w:pPr>
       <w:r>
@@ -307,51 +324,38 @@
           <w:rFonts w:ascii="Times New Roman" w:hAnsi="Times New Roman" w:cs="Times New Roman"/>
           <w:i/>
           <w:iCs/>
-          <w:sz w:val="20"/>
-          <w:szCs w:val="20"/>
+          <w:sz w:val="24"/>
         </w:rPr>
         <w:t>Visual 2: Application GUI Screenshot</w:t>
       </w:r>
     </w:p>
     <w:p>
       <w:pPr>
+        <w:spacing w:after="100" w:afterAutospacing="1" w:line="360" w:lineRule="auto"/>
+        <w:rPr>
+          <w:rFonts w:ascii="Times New Roman" w:hAnsi="Times New Roman" w:cs="Times New Roman" w:hint="eastAsia"/>
+          <w:sz w:val="24"/>
+        </w:rPr>
+      </w:pPr>
+      <w:r>
+        <w:rPr>
+          <w:rFonts w:ascii="Times New Roman" w:hAnsi="Times New Roman" w:cs="Times New Roman"/>
+          <w:sz w:val="24"/>
+        </w:rPr>
+        <w:t>A simple GUI lets users enter preferences, view predictions, and get personalized food suggestions—making the system accessible for real-life use.</w:t>
+      </w:r>
+    </w:p>
+    <w:p>
+      <w:pPr>
         <w:spacing w:after="0" w:line="360" w:lineRule="auto"/>
         <w:rPr>
-          <w:rFonts w:ascii="Times New Roman" w:hAnsi="Times New Roman" w:cs="Times New Roman"/>
-          <w:sz w:val="24"/>
-        </w:rPr>
-      </w:pPr>
-      <w:r>
-        <w:rPr>
-          <w:rFonts w:ascii="Times New Roman" w:hAnsi="Times New Roman" w:cs="Times New Roman"/>
-          <w:sz w:val="24"/>
-        </w:rPr>
-        <w:t>A simple GUI lets users enter preferences, view predictions, and get personalized food suggestions—making the system accessible for real-life use.</w:t>
-      </w:r>
-    </w:p>
-    <w:p>
-      <w:pPr>
-        <w:spacing w:after="0" w:line="360" w:lineRule="auto"/>
-        <w:rPr>
-          <w:rFonts w:ascii="Times New Roman" w:hAnsi="Times New Roman" w:cs="Times New Roman" w:hint="eastAsia"/>
-          <w:i/>
-          <w:iCs/>
-          <w:sz w:val="20"/>
-          <w:szCs w:val="20"/>
-        </w:rPr>
-      </w:pPr>
-    </w:p>
-    <w:p>
-      <w:pPr>
-        <w:spacing w:after="0" w:line="360" w:lineRule="auto"/>
-        <w:rPr>
-          <w:rFonts w:eastAsiaTheme="minorHAnsi" w:cs="Times New Roman"/>
-          <w:sz w:val="24"/>
-        </w:rPr>
-      </w:pPr>
-      <w:r>
-        <w:rPr>
-          <w:rFonts w:eastAsiaTheme="minorHAnsi" w:cs="Times New Roman"/>
+          <w:rFonts w:ascii="Times New Roman" w:eastAsiaTheme="minorHAnsi" w:hAnsi="Times New Roman" w:cs="Times New Roman"/>
+          <w:sz w:val="24"/>
+        </w:rPr>
+      </w:pPr>
+      <w:r>
+        <w:rPr>
+          <w:rFonts w:ascii="Times New Roman" w:eastAsiaTheme="minorHAnsi" w:hAnsi="Times New Roman" w:cs="Times New Roman"/>
           <w:sz w:val="24"/>
         </w:rPr>
         <w:t>(d) Scope for Future Work</w:t>
@@ -365,7 +369,7 @@
         </w:numPr>
         <w:spacing w:after="0" w:line="360" w:lineRule="auto"/>
         <w:rPr>
-          <w:rFonts w:ascii="Times New Roman" w:hAnsi="Times New Roman" w:cs="Times New Roman" w:hint="eastAsia"/>
+          <w:rFonts w:ascii="Times New Roman" w:hAnsi="Times New Roman" w:cs="Times New Roman"/>
           <w:sz w:val="24"/>
         </w:rPr>
       </w:pPr>
@@ -385,7 +389,7 @@
         </w:numPr>
         <w:spacing w:after="0" w:line="360" w:lineRule="auto"/>
         <w:rPr>
-          <w:rFonts w:ascii="Times New Roman" w:hAnsi="Times New Roman" w:cs="Times New Roman" w:hint="eastAsia"/>
+          <w:rFonts w:ascii="Times New Roman" w:hAnsi="Times New Roman" w:cs="Times New Roman"/>
           <w:sz w:val="24"/>
         </w:rPr>
       </w:pPr>
@@ -403,63 +407,54 @@
           <w:ilvl w:val="0"/>
           <w:numId w:val="4"/>
         </w:numPr>
+        <w:spacing w:after="100" w:afterAutospacing="1" w:line="360" w:lineRule="auto"/>
+        <w:ind w:left="714" w:hanging="357"/>
+        <w:rPr>
+          <w:rFonts w:ascii="Times New Roman" w:hAnsi="Times New Roman" w:cs="Times New Roman" w:hint="eastAsia"/>
+          <w:sz w:val="24"/>
+        </w:rPr>
+      </w:pPr>
+      <w:r>
+        <w:rPr>
+          <w:rFonts w:ascii="Times New Roman" w:hAnsi="Times New Roman" w:cs="Times New Roman"/>
+          <w:sz w:val="24"/>
+        </w:rPr>
+        <w:t>Show calorie/macronutrient estimates dynamically.</w:t>
+      </w:r>
+    </w:p>
+    <w:p>
+      <w:pPr>
         <w:spacing w:after="0" w:line="360" w:lineRule="auto"/>
         <w:rPr>
-          <w:rFonts w:ascii="Times New Roman" w:hAnsi="Times New Roman" w:cs="Times New Roman"/>
-          <w:sz w:val="24"/>
-        </w:rPr>
-      </w:pPr>
-      <w:r>
-        <w:rPr>
-          <w:rFonts w:ascii="Times New Roman" w:hAnsi="Times New Roman" w:cs="Times New Roman"/>
-          <w:sz w:val="24"/>
-        </w:rPr>
-        <w:t>Show calorie/macronutrient estimates dynamically.</w:t>
+          <w:rFonts w:ascii="Times New Roman" w:eastAsiaTheme="minorHAnsi" w:hAnsi="Times New Roman" w:cs="Times New Roman"/>
+          <w:sz w:val="24"/>
+        </w:rPr>
+      </w:pPr>
+      <w:r>
+        <w:rPr>
+          <w:rFonts w:ascii="Times New Roman" w:eastAsiaTheme="minorHAnsi" w:hAnsi="Times New Roman" w:cs="Times New Roman"/>
+          <w:sz w:val="24"/>
+        </w:rPr>
+        <w:t xml:space="preserve">(e) Did You Go Beyond </w:t>
+      </w:r>
+      <w:r>
+        <w:rPr>
+          <w:rFonts w:ascii="Times New Roman" w:eastAsiaTheme="minorHAnsi" w:hAnsi="Times New Roman" w:cs="Times New Roman"/>
+          <w:sz w:val="24"/>
+        </w:rPr>
+        <w:t>Expectation</w:t>
+      </w:r>
+      <w:r>
+        <w:rPr>
+          <w:rFonts w:ascii="Times New Roman" w:eastAsiaTheme="minorHAnsi" w:hAnsi="Times New Roman" w:cs="Times New Roman"/>
+          <w:sz w:val="24"/>
+        </w:rPr>
+        <w:t>?</w:t>
       </w:r>
     </w:p>
     <w:p>
       <w:pPr>
         <w:spacing w:after="0" w:line="360" w:lineRule="auto"/>
-        <w:ind w:left="720"/>
-        <w:rPr>
-          <w:rFonts w:ascii="Times New Roman" w:hAnsi="Times New Roman" w:cs="Times New Roman" w:hint="eastAsia"/>
-          <w:sz w:val="24"/>
-        </w:rPr>
-      </w:pPr>
-    </w:p>
-    <w:p>
-      <w:pPr>
-        <w:spacing w:after="0" w:line="360" w:lineRule="auto"/>
-        <w:rPr>
-          <w:rFonts w:eastAsiaTheme="minorHAnsi" w:cs="Times New Roman"/>
-          <w:sz w:val="24"/>
-        </w:rPr>
-      </w:pPr>
-      <w:r>
-        <w:rPr>
-          <w:rFonts w:eastAsiaTheme="minorHAnsi" w:cs="Times New Roman"/>
-          <w:sz w:val="24"/>
-        </w:rPr>
-        <w:t xml:space="preserve">(e) Did You Go Beyond </w:t>
-      </w:r>
-      <w:r>
-        <w:rPr>
-          <w:rFonts w:eastAsiaTheme="minorHAnsi" w:cs="Times New Roman"/>
-          <w:sz w:val="24"/>
-        </w:rPr>
-        <w:t>Expectation</w:t>
-      </w:r>
-      <w:r>
-        <w:rPr>
-          <w:rFonts w:eastAsiaTheme="minorHAnsi" w:cs="Times New Roman"/>
-          <w:sz w:val="24"/>
-        </w:rPr>
-        <w:t>?</w:t>
-      </w:r>
-    </w:p>
-    <w:p>
-      <w:pPr>
-        <w:spacing w:after="0" w:line="360" w:lineRule="auto"/>
         <w:rPr>
           <w:rFonts w:ascii="Times New Roman" w:hAnsi="Times New Roman" w:cs="Times New Roman"/>
           <w:sz w:val="24"/>
@@ -489,7 +484,7 @@
     </w:p>
     <w:p>
       <w:pPr>
-        <w:pStyle w:val="ListParagraph"/>
+        <w:pStyle w:val="a9"/>
         <w:numPr>
           <w:ilvl w:val="0"/>
           <w:numId w:val="5"/>
@@ -510,7 +505,7 @@
     </w:p>
     <w:p>
       <w:pPr>
-        <w:pStyle w:val="ListParagraph"/>
+        <w:pStyle w:val="a9"/>
         <w:numPr>
           <w:ilvl w:val="0"/>
           <w:numId w:val="5"/>
@@ -531,7 +526,7 @@
     </w:p>
     <w:p>
       <w:pPr>
-        <w:pStyle w:val="ListParagraph"/>
+        <w:pStyle w:val="a9"/>
         <w:numPr>
           <w:ilvl w:val="0"/>
           <w:numId w:val="5"/>
@@ -552,7 +547,7 @@
     </w:p>
     <w:p>
       <w:pPr>
-        <w:pStyle w:val="ListParagraph"/>
+        <w:pStyle w:val="a9"/>
         <w:numPr>
           <w:ilvl w:val="0"/>
           <w:numId w:val="5"/>
@@ -573,7 +568,7 @@
     </w:p>
     <w:p>
       <w:pPr>
-        <w:pStyle w:val="ListParagraph"/>
+        <w:pStyle w:val="a9"/>
         <w:numPr>
           <w:ilvl w:val="0"/>
           <w:numId w:val="5"/>
@@ -589,21 +584,7 @@
           <w:rFonts w:ascii="Times New Roman" w:hAnsi="Times New Roman" w:cs="Times New Roman"/>
           <w:sz w:val="24"/>
         </w:rPr>
-        <w:t xml:space="preserve">Outputs are clear, structured, and ready for real-world </w:t>
-      </w:r>
-      <w:r>
-        <w:rPr>
-          <w:rFonts w:ascii="Times New Roman" w:hAnsi="Times New Roman" w:cs="Times New Roman"/>
-          <w:sz w:val="24"/>
-        </w:rPr>
-        <w:t>applications</w:t>
-      </w:r>
-      <w:r>
-        <w:rPr>
-          <w:rFonts w:ascii="Times New Roman" w:hAnsi="Times New Roman" w:cs="Times New Roman"/>
-          <w:sz w:val="24"/>
-        </w:rPr>
-        <w:t>.</w:t>
+        <w:t>Outputs are clear, structured, and ready for real-world applications.</w:t>
       </w:r>
     </w:p>
     <w:p>
@@ -639,6 +620,68 @@
     </w:sectPr>
   </w:body>
 </w:document>
+</file>
+
+<file path=word/endnotes.xml><?xml version="1.0" encoding="utf-8"?>
+<w:endnotes xmlns:wpc="http://schemas.microsoft.com/office/word/2010/wordprocessingCanvas" xmlns:cx="http://schemas.microsoft.com/office/drawing/2014/chartex" xmlns:cx1="http://schemas.microsoft.com/office/drawing/2015/9/8/chartex" xmlns:cx2="http://schemas.microsoft.com/office/drawing/2015/10/21/chartex" xmlns:cx3="http://schemas.microsoft.com/office/drawing/2016/5/9/chartex" xmlns:cx4="http://schemas.microsoft.com/office/drawing/2016/5/10/chartex" xmlns:cx5="http://schemas.microsoft.com/office/drawing/2016/5/11/chartex" xmlns:cx6="http://schemas.microsoft.com/office/drawing/2016/5/12/chartex" xmlns:cx7="http://schemas.microsoft.com/office/drawing/2016/5/13/chartex" xmlns:cx8="http://schemas.microsoft.com/office/drawing/2016/5/14/chartex" xmlns:mc="http://schemas.openxmlformats.org/markup-compatibility/2006" xmlns:aink="http://schemas.microsoft.com/office/drawing/2016/ink" xmlns:am3d="http://schemas.microsoft.com/office/drawing/2017/model3d" xmlns:o="urn:schemas-microsoft-com:office:office" xmlns:oel="http://schemas.microsoft.com/office/2019/extlst" xmlns:r="http://schemas.openxmlformats.org/officeDocument/2006/relationships" xmlns:m="http://schemas.openxmlformats.org/officeDocument/2006/math" xmlns:v="urn:schemas-microsoft-com:vml" xmlns:wp14="http://schemas.microsoft.com/office/word/2010/wordprocessingDrawing" xmlns:wp="http://schemas.openxmlformats.org/drawingml/2006/wordprocessingDrawing" xmlns:w10="urn:schemas-microsoft-com:office:word" xmlns:w="http://schemas.openxmlformats.org/wordprocessingml/2006/main" xmlns:w14="http://schemas.microsoft.com/office/word/2010/wordml" xmlns:w15="http://schemas.microsoft.com/office/word/2012/wordml" xmlns:w16cex="http://schemas.microsoft.com/office/word/2018/wordml/cex" xmlns:w16cid="http://schemas.microsoft.com/office/word/2016/wordml/cid" xmlns:w16="http://schemas.microsoft.com/office/word/2018/wordml" xmlns:w16du="http://schemas.microsoft.com/office/word/2023/wordml/word16du" xmlns:w16sdtdh="http://schemas.microsoft.com/office/word/2020/wordml/sdtdatahash" xmlns:w16sdtfl="http://schemas.microsoft.com/office/word/2024/wordml/sdtformatlock" xmlns:w16se="http://schemas.microsoft.com/office/word/2015/wordml/symex" xmlns:wpg="http://schemas.microsoft.com/office/word/2010/wordprocessingGroup" xmlns:wpi="http://schemas.microsoft.com/office/word/2010/wordprocessingInk" xmlns:wne="http://schemas.microsoft.com/office/word/2006/wordml" xmlns:wps="http://schemas.microsoft.com/office/word/2010/wordprocessingShape" mc:Ignorable="w14 w15 w16se w16cid w16 w16cex w16sdtdh w16sdtfl w16du wp14">
+  <w:endnote w:type="separator" w:id="-1">
+    <w:p>
+      <w:pPr>
+        <w:spacing w:after="0" w:line="240" w:lineRule="auto"/>
+        <w:rPr>
+          <w:rFonts w:hint="eastAsia"/>
+        </w:rPr>
+      </w:pPr>
+      <w:r>
+        <w:separator/>
+      </w:r>
+    </w:p>
+  </w:endnote>
+  <w:endnote w:type="continuationSeparator" w:id="0">
+    <w:p>
+      <w:pPr>
+        <w:spacing w:after="0" w:line="240" w:lineRule="auto"/>
+        <w:rPr>
+          <w:rFonts w:hint="eastAsia"/>
+        </w:rPr>
+      </w:pPr>
+      <w:r>
+        <w:continuationSeparator/>
+      </w:r>
+    </w:p>
+  </w:endnote>
+</w:endnotes>
+</file>
+
+<file path=word/footnotes.xml><?xml version="1.0" encoding="utf-8"?>
+<w:footnotes xmlns:wpc="http://schemas.microsoft.com/office/word/2010/wordprocessingCanvas" xmlns:cx="http://schemas.microsoft.com/office/drawing/2014/chartex" xmlns:cx1="http://schemas.microsoft.com/office/drawing/2015/9/8/chartex" xmlns:cx2="http://schemas.microsoft.com/office/drawing/2015/10/21/chartex" xmlns:cx3="http://schemas.microsoft.com/office/drawing/2016/5/9/chartex" xmlns:cx4="http://schemas.microsoft.com/office/drawing/2016/5/10/chartex" xmlns:cx5="http://schemas.microsoft.com/office/drawing/2016/5/11/chartex" xmlns:cx6="http://schemas.microsoft.com/office/drawing/2016/5/12/chartex" xmlns:cx7="http://schemas.microsoft.com/office/drawing/2016/5/13/chartex" xmlns:cx8="http://schemas.microsoft.com/office/drawing/2016/5/14/chartex" xmlns:mc="http://schemas.openxmlformats.org/markup-compatibility/2006" xmlns:aink="http://schemas.microsoft.com/office/drawing/2016/ink" xmlns:am3d="http://schemas.microsoft.com/office/drawing/2017/model3d" xmlns:o="urn:schemas-microsoft-com:office:office" xmlns:oel="http://schemas.microsoft.com/office/2019/extlst" xmlns:r="http://schemas.openxmlformats.org/officeDocument/2006/relationships" xmlns:m="http://schemas.openxmlformats.org/officeDocument/2006/math" xmlns:v="urn:schemas-microsoft-com:vml" xmlns:wp14="http://schemas.microsoft.com/office/word/2010/wordprocessingDrawing" xmlns:wp="http://schemas.openxmlformats.org/drawingml/2006/wordprocessingDrawing" xmlns:w10="urn:schemas-microsoft-com:office:word" xmlns:w="http://schemas.openxmlformats.org/wordprocessingml/2006/main" xmlns:w14="http://schemas.microsoft.com/office/word/2010/wordml" xmlns:w15="http://schemas.microsoft.com/office/word/2012/wordml" xmlns:w16cex="http://schemas.microsoft.com/office/word/2018/wordml/cex" xmlns:w16cid="http://schemas.microsoft.com/office/word/2016/wordml/cid" xmlns:w16="http://schemas.microsoft.com/office/word/2018/wordml" xmlns:w16du="http://schemas.microsoft.com/office/word/2023/wordml/word16du" xmlns:w16sdtdh="http://schemas.microsoft.com/office/word/2020/wordml/sdtdatahash" xmlns:w16sdtfl="http://schemas.microsoft.com/office/word/2024/wordml/sdtformatlock" xmlns:w16se="http://schemas.microsoft.com/office/word/2015/wordml/symex" xmlns:wpg="http://schemas.microsoft.com/office/word/2010/wordprocessingGroup" xmlns:wpi="http://schemas.microsoft.com/office/word/2010/wordprocessingInk" xmlns:wne="http://schemas.microsoft.com/office/word/2006/wordml" xmlns:wps="http://schemas.microsoft.com/office/word/2010/wordprocessingShape" mc:Ignorable="w14 w15 w16se w16cid w16 w16cex w16sdtdh w16sdtfl w16du wp14">
+  <w:footnote w:type="separator" w:id="-1">
+    <w:p>
+      <w:pPr>
+        <w:spacing w:after="0" w:line="240" w:lineRule="auto"/>
+        <w:rPr>
+          <w:rFonts w:hint="eastAsia"/>
+        </w:rPr>
+      </w:pPr>
+      <w:r>
+        <w:separator/>
+      </w:r>
+    </w:p>
+  </w:footnote>
+  <w:footnote w:type="continuationSeparator" w:id="0">
+    <w:p>
+      <w:pPr>
+        <w:spacing w:after="0" w:line="240" w:lineRule="auto"/>
+        <w:rPr>
+          <w:rFonts w:hint="eastAsia"/>
+        </w:rPr>
+      </w:pPr>
+      <w:r>
+        <w:continuationSeparator/>
+      </w:r>
+    </w:p>
+  </w:footnote>
+</w:footnotes>
 </file>
 
 <file path=word/numbering.xml><?xml version="1.0" encoding="utf-8"?>
@@ -1731,18 +1774,18 @@
     <w:lsdException w:name="Unresolved Mention" w:semiHidden="1" w:unhideWhenUsed="1"/>
     <w:lsdException w:name="Smart Link" w:semiHidden="1" w:unhideWhenUsed="1"/>
   </w:latentStyles>
-  <w:style w:type="paragraph" w:default="1" w:styleId="Normal">
+  <w:style w:type="paragraph" w:default="1" w:styleId="a">
     <w:name w:val="Normal"/>
     <w:qFormat/>
     <w:pPr>
       <w:widowControl w:val="0"/>
     </w:pPr>
   </w:style>
-  <w:style w:type="paragraph" w:styleId="Heading1">
+  <w:style w:type="paragraph" w:styleId="1">
     <w:name w:val="heading 1"/>
-    <w:basedOn w:val="Normal"/>
-    <w:next w:val="Normal"/>
-    <w:link w:val="Heading1Char"/>
+    <w:basedOn w:val="a"/>
+    <w:next w:val="a"/>
+    <w:link w:val="10"/>
     <w:uiPriority w:val="9"/>
     <w:qFormat/>
     <w:rsid w:val="00C77BBE"/>
@@ -1759,11 +1802,11 @@
       <w:szCs w:val="48"/>
     </w:rPr>
   </w:style>
-  <w:style w:type="paragraph" w:styleId="Heading2">
+  <w:style w:type="paragraph" w:styleId="2">
     <w:name w:val="heading 2"/>
-    <w:basedOn w:val="Normal"/>
-    <w:next w:val="Normal"/>
-    <w:link w:val="Heading2Char"/>
+    <w:basedOn w:val="a"/>
+    <w:next w:val="a"/>
+    <w:link w:val="20"/>
     <w:uiPriority w:val="9"/>
     <w:semiHidden/>
     <w:unhideWhenUsed/>
@@ -1782,11 +1825,11 @@
       <w:szCs w:val="40"/>
     </w:rPr>
   </w:style>
-  <w:style w:type="paragraph" w:styleId="Heading3">
+  <w:style w:type="paragraph" w:styleId="3">
     <w:name w:val="heading 3"/>
-    <w:basedOn w:val="Normal"/>
-    <w:next w:val="Normal"/>
-    <w:link w:val="Heading3Char"/>
+    <w:basedOn w:val="a"/>
+    <w:next w:val="a"/>
+    <w:link w:val="30"/>
     <w:uiPriority w:val="9"/>
     <w:semiHidden/>
     <w:unhideWhenUsed/>
@@ -1805,11 +1848,11 @@
       <w:szCs w:val="32"/>
     </w:rPr>
   </w:style>
-  <w:style w:type="paragraph" w:styleId="Heading4">
+  <w:style w:type="paragraph" w:styleId="4">
     <w:name w:val="heading 4"/>
-    <w:basedOn w:val="Normal"/>
-    <w:next w:val="Normal"/>
-    <w:link w:val="Heading4Char"/>
+    <w:basedOn w:val="a"/>
+    <w:next w:val="a"/>
+    <w:link w:val="40"/>
     <w:uiPriority w:val="9"/>
     <w:semiHidden/>
     <w:unhideWhenUsed/>
@@ -1828,11 +1871,11 @@
       <w:szCs w:val="28"/>
     </w:rPr>
   </w:style>
-  <w:style w:type="paragraph" w:styleId="Heading5">
+  <w:style w:type="paragraph" w:styleId="5">
     <w:name w:val="heading 5"/>
-    <w:basedOn w:val="Normal"/>
-    <w:next w:val="Normal"/>
-    <w:link w:val="Heading5Char"/>
+    <w:basedOn w:val="a"/>
+    <w:next w:val="a"/>
+    <w:link w:val="50"/>
     <w:uiPriority w:val="9"/>
     <w:semiHidden/>
     <w:unhideWhenUsed/>
@@ -1850,11 +1893,11 @@
       <w:sz w:val="24"/>
     </w:rPr>
   </w:style>
-  <w:style w:type="paragraph" w:styleId="Heading6">
+  <w:style w:type="paragraph" w:styleId="6">
     <w:name w:val="heading 6"/>
-    <w:basedOn w:val="Normal"/>
-    <w:next w:val="Normal"/>
-    <w:link w:val="Heading6Char"/>
+    <w:basedOn w:val="a"/>
+    <w:next w:val="a"/>
+    <w:link w:val="60"/>
     <w:uiPriority w:val="9"/>
     <w:semiHidden/>
     <w:unhideWhenUsed/>
@@ -1873,11 +1916,11 @@
       <w:color w:val="0F4761" w:themeColor="accent1" w:themeShade="BF"/>
     </w:rPr>
   </w:style>
-  <w:style w:type="paragraph" w:styleId="Heading7">
+  <w:style w:type="paragraph" w:styleId="7">
     <w:name w:val="heading 7"/>
-    <w:basedOn w:val="Normal"/>
-    <w:next w:val="Normal"/>
-    <w:link w:val="Heading7Char"/>
+    <w:basedOn w:val="a"/>
+    <w:next w:val="a"/>
+    <w:link w:val="70"/>
     <w:uiPriority w:val="9"/>
     <w:semiHidden/>
     <w:unhideWhenUsed/>
@@ -1896,11 +1939,11 @@
       <w:color w:val="595959" w:themeColor="text1" w:themeTint="A6"/>
     </w:rPr>
   </w:style>
-  <w:style w:type="paragraph" w:styleId="Heading8">
+  <w:style w:type="paragraph" w:styleId="8">
     <w:name w:val="heading 8"/>
-    <w:basedOn w:val="Normal"/>
-    <w:next w:val="Normal"/>
-    <w:link w:val="Heading8Char"/>
+    <w:basedOn w:val="a"/>
+    <w:next w:val="a"/>
+    <w:link w:val="80"/>
     <w:uiPriority w:val="9"/>
     <w:semiHidden/>
     <w:unhideWhenUsed/>
@@ -1917,11 +1960,11 @@
       <w:color w:val="595959" w:themeColor="text1" w:themeTint="A6"/>
     </w:rPr>
   </w:style>
-  <w:style w:type="paragraph" w:styleId="Heading9">
+  <w:style w:type="paragraph" w:styleId="9">
     <w:name w:val="heading 9"/>
-    <w:basedOn w:val="Normal"/>
-    <w:next w:val="Normal"/>
-    <w:link w:val="Heading9Char"/>
+    <w:basedOn w:val="a"/>
+    <w:next w:val="a"/>
+    <w:link w:val="90"/>
     <w:uiPriority w:val="9"/>
     <w:semiHidden/>
     <w:unhideWhenUsed/>
@@ -1938,12 +1981,13 @@
       <w:color w:val="595959" w:themeColor="text1" w:themeTint="A6"/>
     </w:rPr>
   </w:style>
-  <w:style w:type="character" w:default="1" w:styleId="DefaultParagraphFont">
+  <w:style w:type="character" w:default="1" w:styleId="a0">
     <w:name w:val="Default Paragraph Font"/>
     <w:uiPriority w:val="1"/>
+    <w:semiHidden/>
     <w:unhideWhenUsed/>
   </w:style>
-  <w:style w:type="table" w:default="1" w:styleId="TableNormal">
+  <w:style w:type="table" w:default="1" w:styleId="a1">
     <w:name w:val="Normal Table"/>
     <w:uiPriority w:val="99"/>
     <w:semiHidden/>
@@ -1958,16 +2002,16 @@
       </w:tblCellMar>
     </w:tblPr>
   </w:style>
-  <w:style w:type="numbering" w:default="1" w:styleId="NoList">
+  <w:style w:type="numbering" w:default="1" w:styleId="a2">
     <w:name w:val="No List"/>
     <w:uiPriority w:val="99"/>
     <w:semiHidden/>
     <w:unhideWhenUsed/>
   </w:style>
-  <w:style w:type="character" w:customStyle="1" w:styleId="Heading1Char">
-    <w:name w:val="Heading 1 Char"/>
-    <w:basedOn w:val="DefaultParagraphFont"/>
-    <w:link w:val="Heading1"/>
+  <w:style w:type="character" w:customStyle="1" w:styleId="10">
+    <w:name w:val="标题 1 字符"/>
+    <w:basedOn w:val="a0"/>
+    <w:link w:val="1"/>
     <w:uiPriority w:val="9"/>
     <w:rsid w:val="00C77BBE"/>
     <w:rPr>
@@ -1977,10 +2021,10 @@
       <w:szCs w:val="48"/>
     </w:rPr>
   </w:style>
-  <w:style w:type="character" w:customStyle="1" w:styleId="Heading2Char">
-    <w:name w:val="Heading 2 Char"/>
-    <w:basedOn w:val="DefaultParagraphFont"/>
-    <w:link w:val="Heading2"/>
+  <w:style w:type="character" w:customStyle="1" w:styleId="20">
+    <w:name w:val="标题 2 字符"/>
+    <w:basedOn w:val="a0"/>
+    <w:link w:val="2"/>
     <w:uiPriority w:val="9"/>
     <w:semiHidden/>
     <w:rsid w:val="00C77BBE"/>
@@ -1991,10 +2035,10 @@
       <w:szCs w:val="40"/>
     </w:rPr>
   </w:style>
-  <w:style w:type="character" w:customStyle="1" w:styleId="Heading3Char">
-    <w:name w:val="Heading 3 Char"/>
-    <w:basedOn w:val="DefaultParagraphFont"/>
-    <w:link w:val="Heading3"/>
+  <w:style w:type="character" w:customStyle="1" w:styleId="30">
+    <w:name w:val="标题 3 字符"/>
+    <w:basedOn w:val="a0"/>
+    <w:link w:val="3"/>
     <w:uiPriority w:val="9"/>
     <w:semiHidden/>
     <w:rsid w:val="00C77BBE"/>
@@ -2005,10 +2049,10 @@
       <w:szCs w:val="32"/>
     </w:rPr>
   </w:style>
-  <w:style w:type="character" w:customStyle="1" w:styleId="Heading4Char">
-    <w:name w:val="Heading 4 Char"/>
-    <w:basedOn w:val="DefaultParagraphFont"/>
-    <w:link w:val="Heading4"/>
+  <w:style w:type="character" w:customStyle="1" w:styleId="40">
+    <w:name w:val="标题 4 字符"/>
+    <w:basedOn w:val="a0"/>
+    <w:link w:val="4"/>
     <w:uiPriority w:val="9"/>
     <w:semiHidden/>
     <w:rsid w:val="00C77BBE"/>
@@ -2019,10 +2063,10 @@
       <w:szCs w:val="28"/>
     </w:rPr>
   </w:style>
-  <w:style w:type="character" w:customStyle="1" w:styleId="Heading5Char">
-    <w:name w:val="Heading 5 Char"/>
-    <w:basedOn w:val="DefaultParagraphFont"/>
-    <w:link w:val="Heading5"/>
+  <w:style w:type="character" w:customStyle="1" w:styleId="50">
+    <w:name w:val="标题 5 字符"/>
+    <w:basedOn w:val="a0"/>
+    <w:link w:val="5"/>
     <w:uiPriority w:val="9"/>
     <w:semiHidden/>
     <w:rsid w:val="00C77BBE"/>
@@ -2032,10 +2076,10 @@
       <w:sz w:val="24"/>
     </w:rPr>
   </w:style>
-  <w:style w:type="character" w:customStyle="1" w:styleId="Heading6Char">
-    <w:name w:val="Heading 6 Char"/>
-    <w:basedOn w:val="DefaultParagraphFont"/>
-    <w:link w:val="Heading6"/>
+  <w:style w:type="character" w:customStyle="1" w:styleId="60">
+    <w:name w:val="标题 6 字符"/>
+    <w:basedOn w:val="a0"/>
+    <w:link w:val="6"/>
     <w:uiPriority w:val="9"/>
     <w:semiHidden/>
     <w:rsid w:val="00C77BBE"/>
@@ -2046,10 +2090,10 @@
       <w:color w:val="0F4761" w:themeColor="accent1" w:themeShade="BF"/>
     </w:rPr>
   </w:style>
-  <w:style w:type="character" w:customStyle="1" w:styleId="Heading7Char">
-    <w:name w:val="Heading 7 Char"/>
-    <w:basedOn w:val="DefaultParagraphFont"/>
-    <w:link w:val="Heading7"/>
+  <w:style w:type="character" w:customStyle="1" w:styleId="70">
+    <w:name w:val="标题 7 字符"/>
+    <w:basedOn w:val="a0"/>
+    <w:link w:val="7"/>
     <w:uiPriority w:val="9"/>
     <w:semiHidden/>
     <w:rsid w:val="00C77BBE"/>
@@ -2060,10 +2104,10 @@
       <w:color w:val="595959" w:themeColor="text1" w:themeTint="A6"/>
     </w:rPr>
   </w:style>
-  <w:style w:type="character" w:customStyle="1" w:styleId="Heading8Char">
-    <w:name w:val="Heading 8 Char"/>
-    <w:basedOn w:val="DefaultParagraphFont"/>
-    <w:link w:val="Heading8"/>
+  <w:style w:type="character" w:customStyle="1" w:styleId="80">
+    <w:name w:val="标题 8 字符"/>
+    <w:basedOn w:val="a0"/>
+    <w:link w:val="8"/>
     <w:uiPriority w:val="9"/>
     <w:semiHidden/>
     <w:rsid w:val="00C77BBE"/>
@@ -2072,10 +2116,10 @@
       <w:color w:val="595959" w:themeColor="text1" w:themeTint="A6"/>
     </w:rPr>
   </w:style>
-  <w:style w:type="character" w:customStyle="1" w:styleId="Heading9Char">
-    <w:name w:val="Heading 9 Char"/>
-    <w:basedOn w:val="DefaultParagraphFont"/>
-    <w:link w:val="Heading9"/>
+  <w:style w:type="character" w:customStyle="1" w:styleId="90">
+    <w:name w:val="标题 9 字符"/>
+    <w:basedOn w:val="a0"/>
+    <w:link w:val="9"/>
     <w:uiPriority w:val="9"/>
     <w:semiHidden/>
     <w:rsid w:val="00C77BBE"/>
@@ -2084,11 +2128,11 @@
       <w:color w:val="595959" w:themeColor="text1" w:themeTint="A6"/>
     </w:rPr>
   </w:style>
-  <w:style w:type="paragraph" w:styleId="Title">
+  <w:style w:type="paragraph" w:styleId="a3">
     <w:name w:val="Title"/>
-    <w:basedOn w:val="Normal"/>
-    <w:next w:val="Normal"/>
-    <w:link w:val="TitleChar"/>
+    <w:basedOn w:val="a"/>
+    <w:next w:val="a"/>
+    <w:link w:val="a4"/>
     <w:uiPriority w:val="10"/>
     <w:qFormat/>
     <w:rsid w:val="00C77BBE"/>
@@ -2105,10 +2149,10 @@
       <w:szCs w:val="56"/>
     </w:rPr>
   </w:style>
-  <w:style w:type="character" w:customStyle="1" w:styleId="TitleChar">
-    <w:name w:val="Title Char"/>
-    <w:basedOn w:val="DefaultParagraphFont"/>
-    <w:link w:val="Title"/>
+  <w:style w:type="character" w:customStyle="1" w:styleId="a4">
+    <w:name w:val="标题 字符"/>
+    <w:basedOn w:val="a0"/>
+    <w:link w:val="a3"/>
     <w:uiPriority w:val="10"/>
     <w:rsid w:val="00C77BBE"/>
     <w:rPr>
@@ -2119,11 +2163,11 @@
       <w:szCs w:val="56"/>
     </w:rPr>
   </w:style>
-  <w:style w:type="paragraph" w:styleId="Subtitle">
+  <w:style w:type="paragraph" w:styleId="a5">
     <w:name w:val="Subtitle"/>
-    <w:basedOn w:val="Normal"/>
-    <w:next w:val="Normal"/>
-    <w:link w:val="SubtitleChar"/>
+    <w:basedOn w:val="a"/>
+    <w:next w:val="a"/>
+    <w:link w:val="a6"/>
     <w:uiPriority w:val="11"/>
     <w:qFormat/>
     <w:rsid w:val="00C77BBE"/>
@@ -2141,10 +2185,10 @@
       <w:szCs w:val="28"/>
     </w:rPr>
   </w:style>
-  <w:style w:type="character" w:customStyle="1" w:styleId="SubtitleChar">
-    <w:name w:val="Subtitle Char"/>
-    <w:basedOn w:val="DefaultParagraphFont"/>
-    <w:link w:val="Subtitle"/>
+  <w:style w:type="character" w:customStyle="1" w:styleId="a6">
+    <w:name w:val="副标题 字符"/>
+    <w:basedOn w:val="a0"/>
+    <w:link w:val="a5"/>
     <w:uiPriority w:val="11"/>
     <w:rsid w:val="00C77BBE"/>
     <w:rPr>
@@ -2155,11 +2199,11 @@
       <w:szCs w:val="28"/>
     </w:rPr>
   </w:style>
-  <w:style w:type="paragraph" w:styleId="Quote">
+  <w:style w:type="paragraph" w:styleId="a7">
     <w:name w:val="Quote"/>
-    <w:basedOn w:val="Normal"/>
-    <w:next w:val="Normal"/>
-    <w:link w:val="QuoteChar"/>
+    <w:basedOn w:val="a"/>
+    <w:next w:val="a"/>
+    <w:link w:val="a8"/>
     <w:uiPriority w:val="29"/>
     <w:qFormat/>
     <w:rsid w:val="00C77BBE"/>
@@ -2173,10 +2217,10 @@
       <w:color w:val="404040" w:themeColor="text1" w:themeTint="BF"/>
     </w:rPr>
   </w:style>
-  <w:style w:type="character" w:customStyle="1" w:styleId="QuoteChar">
-    <w:name w:val="Quote Char"/>
-    <w:basedOn w:val="DefaultParagraphFont"/>
-    <w:link w:val="Quote"/>
+  <w:style w:type="character" w:customStyle="1" w:styleId="a8">
+    <w:name w:val="引用 字符"/>
+    <w:basedOn w:val="a0"/>
+    <w:link w:val="a7"/>
     <w:uiPriority w:val="29"/>
     <w:rsid w:val="00C77BBE"/>
     <w:rPr>
@@ -2185,9 +2229,9 @@
       <w:color w:val="404040" w:themeColor="text1" w:themeTint="BF"/>
     </w:rPr>
   </w:style>
-  <w:style w:type="paragraph" w:styleId="ListParagraph">
+  <w:style w:type="paragraph" w:styleId="a9">
     <w:name w:val="List Paragraph"/>
-    <w:basedOn w:val="Normal"/>
+    <w:basedOn w:val="a"/>
     <w:uiPriority w:val="34"/>
     <w:qFormat/>
     <w:rsid w:val="00C77BBE"/>
@@ -2196,9 +2240,9 @@
       <w:contextualSpacing/>
     </w:pPr>
   </w:style>
-  <w:style w:type="character" w:styleId="IntenseEmphasis">
+  <w:style w:type="character" w:styleId="aa">
     <w:name w:val="Intense Emphasis"/>
-    <w:basedOn w:val="DefaultParagraphFont"/>
+    <w:basedOn w:val="a0"/>
     <w:uiPriority w:val="21"/>
     <w:qFormat/>
     <w:rsid w:val="00C77BBE"/>
@@ -2208,11 +2252,11 @@
       <w:color w:val="0F4761" w:themeColor="accent1" w:themeShade="BF"/>
     </w:rPr>
   </w:style>
-  <w:style w:type="paragraph" w:styleId="IntenseQuote">
+  <w:style w:type="paragraph" w:styleId="ab">
     <w:name w:val="Intense Quote"/>
-    <w:basedOn w:val="Normal"/>
-    <w:next w:val="Normal"/>
-    <w:link w:val="IntenseQuoteChar"/>
+    <w:basedOn w:val="a"/>
+    <w:next w:val="a"/>
+    <w:link w:val="ac"/>
     <w:uiPriority w:val="30"/>
     <w:qFormat/>
     <w:rsid w:val="00C77BBE"/>
@@ -2231,10 +2275,10 @@
       <w:color w:val="0F4761" w:themeColor="accent1" w:themeShade="BF"/>
     </w:rPr>
   </w:style>
-  <w:style w:type="character" w:customStyle="1" w:styleId="IntenseQuoteChar">
-    <w:name w:val="Intense Quote Char"/>
-    <w:basedOn w:val="DefaultParagraphFont"/>
-    <w:link w:val="IntenseQuote"/>
+  <w:style w:type="character" w:customStyle="1" w:styleId="ac">
+    <w:name w:val="明显引用 字符"/>
+    <w:basedOn w:val="a0"/>
+    <w:link w:val="ab"/>
     <w:uiPriority w:val="30"/>
     <w:rsid w:val="00C77BBE"/>
     <w:rPr>
@@ -2243,9 +2287,9 @@
       <w:color w:val="0F4761" w:themeColor="accent1" w:themeShade="BF"/>
     </w:rPr>
   </w:style>
-  <w:style w:type="character" w:styleId="IntenseReference">
+  <w:style w:type="character" w:styleId="ad">
     <w:name w:val="Intense Reference"/>
-    <w:basedOn w:val="DefaultParagraphFont"/>
+    <w:basedOn w:val="a0"/>
     <w:uiPriority w:val="32"/>
     <w:qFormat/>
     <w:rsid w:val="00C77BBE"/>
@@ -2255,6 +2299,69 @@
       <w:smallCaps/>
       <w:color w:val="0F4761" w:themeColor="accent1" w:themeShade="BF"/>
       <w:spacing w:val="5"/>
+    </w:rPr>
+  </w:style>
+  <w:style w:type="paragraph" w:styleId="ae">
+    <w:name w:val="header"/>
+    <w:basedOn w:val="a"/>
+    <w:link w:val="af"/>
+    <w:uiPriority w:val="99"/>
+    <w:unhideWhenUsed/>
+    <w:rsid w:val="001C2B47"/>
+    <w:pPr>
+      <w:tabs>
+        <w:tab w:val="center" w:pos="4153"/>
+        <w:tab w:val="right" w:pos="8306"/>
+      </w:tabs>
+      <w:snapToGrid w:val="0"/>
+      <w:spacing w:line="240" w:lineRule="auto"/>
+      <w:jc w:val="center"/>
+    </w:pPr>
+    <w:rPr>
+      <w:sz w:val="18"/>
+      <w:szCs w:val="18"/>
+    </w:rPr>
+  </w:style>
+  <w:style w:type="character" w:customStyle="1" w:styleId="af">
+    <w:name w:val="页眉 字符"/>
+    <w:basedOn w:val="a0"/>
+    <w:link w:val="ae"/>
+    <w:uiPriority w:val="99"/>
+    <w:rsid w:val="001C2B47"/>
+    <w:rPr>
+      <w:sz w:val="18"/>
+      <w:szCs w:val="18"/>
+    </w:rPr>
+  </w:style>
+  <w:style w:type="paragraph" w:styleId="af0">
+    <w:name w:val="footer"/>
+    <w:basedOn w:val="a"/>
+    <w:link w:val="af1"/>
+    <w:uiPriority w:val="99"/>
+    <w:unhideWhenUsed/>
+    <w:rsid w:val="001C2B47"/>
+    <w:pPr>
+      <w:tabs>
+        <w:tab w:val="center" w:pos="4153"/>
+        <w:tab w:val="right" w:pos="8306"/>
+      </w:tabs>
+      <w:snapToGrid w:val="0"/>
+      <w:spacing w:line="240" w:lineRule="auto"/>
+    </w:pPr>
+    <w:rPr>
+      <w:sz w:val="18"/>
+      <w:szCs w:val="18"/>
+    </w:rPr>
+  </w:style>
+  <w:style w:type="character" w:customStyle="1" w:styleId="af1">
+    <w:name w:val="页脚 字符"/>
+    <w:basedOn w:val="a0"/>
+    <w:link w:val="af0"/>
+    <w:uiPriority w:val="99"/>
+    <w:rsid w:val="001C2B47"/>
+    <w:rPr>
+      <w:sz w:val="18"/>
+      <w:szCs w:val="18"/>
     </w:rPr>
   </w:style>
 </w:styles>

--- a/7380.docx
+++ b/7380.docx
@@ -14,6 +14,8 @@
           <w:szCs w:val="32"/>
         </w:rPr>
       </w:pPr>
+      <w:bookmarkStart w:id="0" w:name="_Hlk194941909"/>
+      <w:bookmarkEnd w:id="0"/>
       <w:r>
         <w:rPr>
           <w:rFonts w:ascii="Times New Roman" w:eastAsiaTheme="minorHAnsi" w:hAnsi="Times New Roman" w:cs="Times New Roman"/>
@@ -307,6 +309,132 @@
           <w:sz w:val="24"/>
         </w:rPr>
       </w:pPr>
+      <w:r>
+        <w:rPr>
+          <w:rFonts w:ascii="Times New Roman" w:hAnsi="Times New Roman" w:cs="Times New Roman"/>
+          <w:noProof/>
+          <w:sz w:val="24"/>
+        </w:rPr>
+        <w:drawing>
+          <wp:inline distT="0" distB="0" distL="0" distR="0" wp14:anchorId="25514533" wp14:editId="6BF4B3D4">
+            <wp:extent cx="2349417" cy="3043235"/>
+            <wp:effectExtent l="0" t="0" r="0" b="5080"/>
+            <wp:docPr id="627036209" name="图片 1"/>
+            <wp:cNvGraphicFramePr>
+              <a:graphicFrameLocks xmlns:a="http://schemas.openxmlformats.org/drawingml/2006/main" noChangeAspect="1"/>
+            </wp:cNvGraphicFramePr>
+            <a:graphic xmlns:a="http://schemas.openxmlformats.org/drawingml/2006/main">
+              <a:graphicData uri="http://schemas.openxmlformats.org/drawingml/2006/picture">
+                <pic:pic xmlns:pic="http://schemas.openxmlformats.org/drawingml/2006/picture">
+                  <pic:nvPicPr>
+                    <pic:cNvPr id="0" name="Picture 1"/>
+                    <pic:cNvPicPr>
+                      <a:picLocks noChangeAspect="1" noChangeArrowheads="1"/>
+                    </pic:cNvPicPr>
+                  </pic:nvPicPr>
+                  <pic:blipFill>
+                    <a:blip r:embed="rId8" cstate="print">
+                      <a:extLst>
+                        <a:ext uri="{28A0092B-C50C-407E-A947-70E740481C1C}">
+                          <a14:useLocalDpi xmlns:a14="http://schemas.microsoft.com/office/drawing/2010/main" val="0"/>
+                        </a:ext>
+                      </a:extLst>
+                    </a:blip>
+                    <a:srcRect/>
+                    <a:stretch>
+                      <a:fillRect/>
+                    </a:stretch>
+                  </pic:blipFill>
+                  <pic:spPr bwMode="auto">
+                    <a:xfrm>
+                      <a:off x="0" y="0"/>
+                      <a:ext cx="2357938" cy="3054272"/>
+                    </a:xfrm>
+                    <a:prstGeom prst="rect">
+                      <a:avLst/>
+                    </a:prstGeom>
+                    <a:noFill/>
+                    <a:ln>
+                      <a:noFill/>
+                    </a:ln>
+                  </pic:spPr>
+                </pic:pic>
+              </a:graphicData>
+            </a:graphic>
+          </wp:inline>
+        </w:drawing>
+      </w:r>
+      <w:r>
+        <w:rPr>
+          <w:rFonts w:ascii="Times New Roman" w:hAnsi="Times New Roman" w:cs="Times New Roman"/>
+          <w:noProof/>
+          <w:sz w:val="24"/>
+        </w:rPr>
+        <w:tab/>
+      </w:r>
+      <w:r>
+        <w:rPr>
+          <w:rFonts w:ascii="Times New Roman" w:hAnsi="Times New Roman" w:cs="Times New Roman"/>
+          <w:noProof/>
+          <w:sz w:val="24"/>
+        </w:rPr>
+        <w:tab/>
+      </w:r>
+      <w:r>
+        <w:rPr>
+          <w:rFonts w:ascii="Times New Roman" w:hAnsi="Times New Roman" w:cs="Times New Roman"/>
+          <w:noProof/>
+          <w:sz w:val="24"/>
+        </w:rPr>
+        <w:drawing>
+          <wp:inline distT="0" distB="0" distL="0" distR="0" wp14:anchorId="6B76987B" wp14:editId="0BD7AC2B">
+            <wp:extent cx="2347912" cy="3062492"/>
+            <wp:effectExtent l="0" t="0" r="0" b="5080"/>
+            <wp:docPr id="985829904" name="图片 2"/>
+            <wp:cNvGraphicFramePr>
+              <a:graphicFrameLocks xmlns:a="http://schemas.openxmlformats.org/drawingml/2006/main" noChangeAspect="1"/>
+            </wp:cNvGraphicFramePr>
+            <a:graphic xmlns:a="http://schemas.openxmlformats.org/drawingml/2006/main">
+              <a:graphicData uri="http://schemas.openxmlformats.org/drawingml/2006/picture">
+                <pic:pic xmlns:pic="http://schemas.openxmlformats.org/drawingml/2006/picture">
+                  <pic:nvPicPr>
+                    <pic:cNvPr id="0" name="Picture 2"/>
+                    <pic:cNvPicPr>
+                      <a:picLocks noChangeAspect="1" noChangeArrowheads="1"/>
+                    </pic:cNvPicPr>
+                  </pic:nvPicPr>
+                  <pic:blipFill>
+                    <a:blip r:embed="rId9" cstate="print">
+                      <a:extLst>
+                        <a:ext uri="{28A0092B-C50C-407E-A947-70E740481C1C}">
+                          <a14:useLocalDpi xmlns:a14="http://schemas.microsoft.com/office/drawing/2010/main" val="0"/>
+                        </a:ext>
+                      </a:extLst>
+                    </a:blip>
+                    <a:srcRect/>
+                    <a:stretch>
+                      <a:fillRect/>
+                    </a:stretch>
+                  </pic:blipFill>
+                  <pic:spPr bwMode="auto">
+                    <a:xfrm>
+                      <a:off x="0" y="0"/>
+                      <a:ext cx="2360580" cy="3079015"/>
+                    </a:xfrm>
+                    <a:prstGeom prst="rect">
+                      <a:avLst/>
+                    </a:prstGeom>
+                    <a:noFill/>
+                    <a:ln>
+                      <a:noFill/>
+                    </a:ln>
+                  </pic:spPr>
+                </pic:pic>
+              </a:graphicData>
+            </a:graphic>
+          </wp:inline>
+        </w:drawing>
+      </w:r>
     </w:p>
     <w:p>
       <w:pPr>
@@ -591,7 +719,7 @@
       <w:pPr>
         <w:spacing w:after="0" w:line="360" w:lineRule="auto"/>
         <w:rPr>
-          <w:rFonts w:ascii="Times New Roman" w:hAnsi="Times New Roman" w:cs="Times New Roman"/>
+          <w:rFonts w:ascii="Times New Roman" w:hAnsi="Times New Roman" w:cs="Times New Roman" w:hint="eastAsia"/>
           <w:sz w:val="24"/>
         </w:rPr>
       </w:pPr>
@@ -602,15 +730,6 @@
         </w:rPr>
         <w:t>This project combines traditional ML, structured AI engineering (MCP), and state-of-the-art generative techniques into a cohesive health assistant system.</w:t>
       </w:r>
-    </w:p>
-    <w:p>
-      <w:pPr>
-        <w:spacing w:after="0" w:line="360" w:lineRule="auto"/>
-        <w:rPr>
-          <w:rFonts w:ascii="Times New Roman" w:hAnsi="Times New Roman" w:cs="Times New Roman"/>
-          <w:sz w:val="24"/>
-        </w:rPr>
-      </w:pPr>
     </w:p>
     <w:sectPr>
       <w:pgSz w:w="11906" w:h="16838"/>
